--- a/backend/modelos/caio/modelo_contrato_caio.docx
+++ b/backend/modelos/caio/modelo_contrato_caio.docx
@@ -2722,6 +2722,7 @@
           <w:tab w:val="left" w:pos="7920"/>
         </w:tabs>
         <w:spacing w:before="0" w:line="360" w:lineRule="auto"/>
+        <w:jc w:val="center"/>
         <w:rPr>
           <w:rFonts w:ascii="Arial Nova Cond" w:eastAsia="Arial Nova Cond" w:hAnsi="Arial Nova Cond" w:cs="Arial Nova Cond"/>
           <w:color w:val="000000" w:themeColor="text1"/>
@@ -2732,39 +2733,35 @@
       <w:r>
         <w:rPr>
           <w:rFonts w:ascii="Arial" w:hAnsi="Arial"/>
-          <w:color w:val="000000" w:themeColor="text1"/>
+          <w:color w:val="FFFFFF"/>
           <w:lang w:val="pt-PT"/>
         </w:rPr>
-        <w:tab/>
-      </w:r>
-      <w:r>
-        <w:rPr>
-          <w:rFonts w:ascii="Arial" w:hAnsi="Arial"/>
-          <w:color w:val="000000" w:themeColor="text1"/>
+      </w:r>
+      <w:r>
+        <w:rPr>
+          <w:rFonts w:ascii="Arial" w:hAnsi="Arial"/>
+          <w:color w:val="FFFFFF"/>
           <w:lang w:val="pt-PT"/>
         </w:rPr>
-        <w:tab/>
-      </w:r>
-      <w:r>
-        <w:rPr>
-          <w:rFonts w:ascii="Arial" w:hAnsi="Arial"/>
-          <w:color w:val="000000" w:themeColor="text1"/>
+      </w:r>
+      <w:r>
+        <w:rPr>
+          <w:rFonts w:ascii="Arial" w:hAnsi="Arial"/>
+          <w:color w:val="FFFFFF"/>
           <w:lang w:val="pt-PT"/>
         </w:rPr>
-        <w:tab/>
-      </w:r>
-      <w:r>
-        <w:rPr>
-          <w:rFonts w:ascii="Arial" w:hAnsi="Arial"/>
-          <w:color w:val="FFFFFF" w:themeColor="background1"/>
+      </w:r>
+      <w:r>
+        <w:rPr>
+          <w:rFonts w:ascii="Arial" w:hAnsi="Arial"/>
+          <w:color w:val="FFFFFF"/>
           <w:lang w:val="pt-PT"/>
         </w:rPr>
-        <w:tab/>
-      </w:r>
-      <w:r>
-        <w:rPr>
-          <w:rFonts w:ascii="Arial" w:hAnsi="Arial"/>
-          <w:color w:val="FFFFFF" w:themeColor="background1"/>
+      </w:r>
+      <w:r>
+        <w:rPr>
+          <w:rFonts w:ascii="Arial" w:hAnsi="Arial"/>
+          <w:color w:val="FFFFFF"/>
           <w:lang w:val="pt-PT"/>
         </w:rPr>
         <w:t>&lt;&lt;assinatura_cliente&gt;&gt;</w:t>
